--- a/problemSets/PS02/my_answers/ProblemSet2-Steenweg.docx
+++ b/problemSets/PS02/my_answers/ProblemSet2-Steenweg.docx
@@ -129,6 +129,14 @@
     </w:p>
     <w:p>
       <w:pPr>
+        <w:pStyle w:val="FirstParagraph"/>
+      </w:pPr>
+      <w:r>
+        <w:t xml:space="preserve">##Preparation</w:t>
+      </w:r>
+    </w:p>
+    <w:p>
+      <w:pPr>
         <w:pStyle w:val="SourceCode"/>
       </w:pPr>
       <w:r>
@@ -545,6 +553,16 @@
         <w:t xml:space="preserve">## Lower Class          7     7       1</w:t>
       </w:r>
     </w:p>
+    <w:bookmarkEnd w:id="20"/>
+    <w:bookmarkStart w:id="21" w:name="subtask-1-question-1"/>
+    <w:p>
+      <w:pPr>
+        <w:pStyle w:val="Heading3"/>
+      </w:pPr>
+      <w:r>
+        <w:t xml:space="preserve">SUBTASK 1, Question 1</w:t>
+      </w:r>
+    </w:p>
     <w:p>
       <w:pPr>
         <w:pStyle w:val="SourceCode"/>
@@ -553,28 +571,55 @@
         <w:rPr>
           <w:rStyle w:val="DocumentationTok"/>
         </w:rPr>
-        <w:t xml:space="preserve">### SUBTASK 1 </w:t>
-      </w:r>
-      <w:r>
-        <w:br/>
-      </w:r>
-      <w:r>
-        <w:br/>
+        <w:t xml:space="preserve">## calculate row and column means for chi square calcs</w:t>
+      </w:r>
+      <w:r>
+        <w:br/>
+      </w:r>
+      <w:r>
+        <w:rPr>
+          <w:rStyle w:val="NormalTok"/>
+        </w:rPr>
+        <w:t xml:space="preserve">row_totals </w:t>
+      </w:r>
+      <w:r>
+        <w:rPr>
+          <w:rStyle w:val="OtherTok"/>
+        </w:rPr>
+        <w:t xml:space="preserve">&lt;-</w:t>
+      </w:r>
+      <w:r>
+        <w:rPr>
+          <w:rStyle w:val="NormalTok"/>
+        </w:rPr>
+        <w:t xml:space="preserve"> </w:t>
+      </w:r>
+      <w:r>
+        <w:rPr>
+          <w:rStyle w:val="FunctionTok"/>
+        </w:rPr>
+        <w:t xml:space="preserve">rowSums</w:t>
+      </w:r>
+      <w:r>
+        <w:rPr>
+          <w:rStyle w:val="NormalTok"/>
+        </w:rPr>
+        <w:t xml:space="preserve">(obs) </w:t>
       </w:r>
       <w:r>
         <w:rPr>
           <w:rStyle w:val="DocumentationTok"/>
         </w:rPr>
-        <w:t xml:space="preserve">## calculate row and column means for chi square calcs</w:t>
-      </w:r>
-      <w:r>
-        <w:br/>
-      </w:r>
-      <w:r>
-        <w:rPr>
-          <w:rStyle w:val="NormalTok"/>
-        </w:rPr>
-        <w:t xml:space="preserve">row_totals </w:t>
+        <w:t xml:space="preserve">##27 and 15!</w:t>
+      </w:r>
+      <w:r>
+        <w:br/>
+      </w:r>
+      <w:r>
+        <w:rPr>
+          <w:rStyle w:val="NormalTok"/>
+        </w:rPr>
+        <w:t xml:space="preserve">col_totals </w:t>
       </w:r>
       <w:r>
         <w:rPr>
@@ -592,7 +637,7 @@
         <w:rPr>
           <w:rStyle w:val="FunctionTok"/>
         </w:rPr>
-        <w:t xml:space="preserve">rowSums</w:t>
+        <w:t xml:space="preserve">colSums</w:t>
       </w:r>
       <w:r>
         <w:rPr>
@@ -604,16 +649,16 @@
         <w:rPr>
           <w:rStyle w:val="DocumentationTok"/>
         </w:rPr>
-        <w:t xml:space="preserve">##27 and 15!</w:t>
-      </w:r>
-      <w:r>
-        <w:br/>
-      </w:r>
-      <w:r>
-        <w:rPr>
-          <w:rStyle w:val="NormalTok"/>
-        </w:rPr>
-        <w:t xml:space="preserve">col_totals </w:t>
+        <w:t xml:space="preserve">##21, 13 and 8</w:t>
+      </w:r>
+      <w:r>
+        <w:br/>
+      </w:r>
+      <w:r>
+        <w:rPr>
+          <w:rStyle w:val="NormalTok"/>
+        </w:rPr>
+        <w:t xml:space="preserve">grand_total </w:t>
       </w:r>
       <w:r>
         <w:rPr>
@@ -631,7 +676,7 @@
         <w:rPr>
           <w:rStyle w:val="FunctionTok"/>
         </w:rPr>
-        <w:t xml:space="preserve">colSums</w:t>
+        <w:t xml:space="preserve">sum</w:t>
       </w:r>
       <w:r>
         <w:rPr>
@@ -643,16 +688,28 @@
         <w:rPr>
           <w:rStyle w:val="DocumentationTok"/>
         </w:rPr>
-        <w:t xml:space="preserve">##21, 13 and 8</w:t>
-      </w:r>
-      <w:r>
-        <w:br/>
-      </w:r>
-      <w:r>
-        <w:rPr>
-          <w:rStyle w:val="NormalTok"/>
-        </w:rPr>
-        <w:t xml:space="preserve">grand_total </w:t>
+        <w:t xml:space="preserve">##42</w:t>
+      </w:r>
+      <w:r>
+        <w:br/>
+      </w:r>
+      <w:r>
+        <w:br/>
+      </w:r>
+      <w:r>
+        <w:rPr>
+          <w:rStyle w:val="DocumentationTok"/>
+        </w:rPr>
+        <w:t xml:space="preserve">## now we can calculate our expected number of observations that we need for chi^2</w:t>
+      </w:r>
+      <w:r>
+        <w:br/>
+      </w:r>
+      <w:r>
+        <w:rPr>
+          <w:rStyle w:val="NormalTok"/>
+        </w:rPr>
+        <w:t xml:space="preserve">expected </w:t>
       </w:r>
       <w:r>
         <w:rPr>
@@ -670,40 +727,231 @@
         <w:rPr>
           <w:rStyle w:val="FunctionTok"/>
         </w:rPr>
+        <w:t xml:space="preserve">outer</w:t>
+      </w:r>
+      <w:r>
+        <w:rPr>
+          <w:rStyle w:val="NormalTok"/>
+        </w:rPr>
+        <w:t xml:space="preserve">(row_totals, col_totals) </w:t>
+      </w:r>
+      <w:r>
+        <w:rPr>
+          <w:rStyle w:val="SpecialCharTok"/>
+        </w:rPr>
+        <w:t xml:space="preserve">/</w:t>
+      </w:r>
+      <w:r>
+        <w:rPr>
+          <w:rStyle w:val="NormalTok"/>
+        </w:rPr>
+        <w:t xml:space="preserve"> grand_total</w:t>
+      </w:r>
+      <w:r>
+        <w:br/>
+      </w:r>
+      <w:r>
+        <w:rPr>
+          <w:rStyle w:val="DocumentationTok"/>
+        </w:rPr>
+        <w:t xml:space="preserve">## lets have a look</w:t>
+      </w:r>
+      <w:r>
+        <w:br/>
+      </w:r>
+      <w:r>
+        <w:rPr>
+          <w:rStyle w:val="NormalTok"/>
+        </w:rPr>
+        <w:t xml:space="preserve">expected</w:t>
+      </w:r>
+    </w:p>
+    <w:p>
+      <w:pPr>
+        <w:pStyle w:val="SourceCode"/>
+      </w:pPr>
+      <w:r>
+        <w:rPr>
+          <w:rStyle w:val="VerbatimChar"/>
+        </w:rPr>
+        <w:t xml:space="preserve">##             NotStopped    Bribe  Stopped</w:t>
+      </w:r>
+      <w:r>
+        <w:br/>
+      </w:r>
+      <w:r>
+        <w:rPr>
+          <w:rStyle w:val="VerbatimChar"/>
+        </w:rPr>
+        <w:t xml:space="preserve">## Upper Class       13.5 8.357143 5.142857</w:t>
+      </w:r>
+      <w:r>
+        <w:br/>
+      </w:r>
+      <w:r>
+        <w:rPr>
+          <w:rStyle w:val="VerbatimChar"/>
+        </w:rPr>
+        <w:t xml:space="preserve">## Lower Class        7.5 4.642857 2.857143</w:t>
+      </w:r>
+    </w:p>
+    <w:p>
+      <w:pPr>
+        <w:pStyle w:val="SourceCode"/>
+      </w:pPr>
+      <w:r>
+        <w:rPr>
+          <w:rStyle w:val="DocumentationTok"/>
+        </w:rPr>
+        <w:t xml:space="preserve">## calculate chi^2 by estimating components and summing them</w:t>
+      </w:r>
+      <w:r>
+        <w:br/>
+      </w:r>
+      <w:r>
+        <w:rPr>
+          <w:rStyle w:val="NormalTok"/>
+        </w:rPr>
+        <w:t xml:space="preserve">chi_sq </w:t>
+      </w:r>
+      <w:r>
+        <w:rPr>
+          <w:rStyle w:val="OtherTok"/>
+        </w:rPr>
+        <w:t xml:space="preserve">&lt;-</w:t>
+      </w:r>
+      <w:r>
+        <w:rPr>
+          <w:rStyle w:val="NormalTok"/>
+        </w:rPr>
+        <w:t xml:space="preserve"> </w:t>
+      </w:r>
+      <w:r>
+        <w:rPr>
+          <w:rStyle w:val="FunctionTok"/>
+        </w:rPr>
         <w:t xml:space="preserve">sum</w:t>
       </w:r>
       <w:r>
         <w:rPr>
           <w:rStyle w:val="NormalTok"/>
         </w:rPr>
-        <w:t xml:space="preserve">(obs) </w:t>
-      </w:r>
+        <w:t xml:space="preserve">((obs </w:t>
+      </w:r>
+      <w:r>
+        <w:rPr>
+          <w:rStyle w:val="SpecialCharTok"/>
+        </w:rPr>
+        <w:t xml:space="preserve">-</w:t>
+      </w:r>
+      <w:r>
+        <w:rPr>
+          <w:rStyle w:val="NormalTok"/>
+        </w:rPr>
+        <w:t xml:space="preserve"> expected)</w:t>
+      </w:r>
+      <w:r>
+        <w:rPr>
+          <w:rStyle w:val="SpecialCharTok"/>
+        </w:rPr>
+        <w:t xml:space="preserve">^</w:t>
+      </w:r>
+      <w:r>
+        <w:rPr>
+          <w:rStyle w:val="DecValTok"/>
+        </w:rPr>
+        <w:t xml:space="preserve">2</w:t>
+      </w:r>
+      <w:r>
+        <w:rPr>
+          <w:rStyle w:val="NormalTok"/>
+        </w:rPr>
+        <w:t xml:space="preserve"> </w:t>
+      </w:r>
+      <w:r>
+        <w:rPr>
+          <w:rStyle w:val="SpecialCharTok"/>
+        </w:rPr>
+        <w:t xml:space="preserve">/</w:t>
+      </w:r>
+      <w:r>
+        <w:rPr>
+          <w:rStyle w:val="NormalTok"/>
+        </w:rPr>
+        <w:t xml:space="preserve"> expected)</w:t>
+      </w:r>
+      <w:r>
+        <w:br/>
+      </w:r>
+      <w:r>
+        <w:rPr>
+          <w:rStyle w:val="NormalTok"/>
+        </w:rPr>
+        <w:t xml:space="preserve">chi_sq</w:t>
+      </w:r>
+    </w:p>
+    <w:p>
+      <w:pPr>
+        <w:pStyle w:val="SourceCode"/>
+      </w:pPr>
+      <w:r>
+        <w:rPr>
+          <w:rStyle w:val="VerbatimChar"/>
+        </w:rPr>
+        <w:t xml:space="preserve">## [1] 3.791168</w:t>
+      </w:r>
+    </w:p>
+    <w:p>
+      <w:pPr>
+        <w:pStyle w:val="SourceCode"/>
+      </w:pPr>
       <w:r>
         <w:rPr>
           <w:rStyle w:val="DocumentationTok"/>
         </w:rPr>
-        <w:t xml:space="preserve">##42</w:t>
-      </w:r>
-      <w:r>
-        <w:br/>
-      </w:r>
-      <w:r>
-        <w:br/>
-      </w:r>
+        <w:t xml:space="preserve">## our chi^2 is 3.799!!</w:t>
+      </w:r>
+    </w:p>
+    <w:bookmarkEnd w:id="21"/>
+    <w:bookmarkStart w:id="22" w:name="subtask-2-question-1"/>
+    <w:p>
+      <w:pPr>
+        <w:pStyle w:val="Heading3"/>
+      </w:pPr>
+      <w:r>
+        <w:t xml:space="preserve">SUBTASK 2, Question 1</w:t>
+      </w:r>
+    </w:p>
+    <w:p>
+      <w:pPr>
+        <w:pStyle w:val="SourceCode"/>
+      </w:pPr>
       <w:r>
         <w:rPr>
           <w:rStyle w:val="DocumentationTok"/>
         </w:rPr>
-        <w:t xml:space="preserve">## now we can calculate our expected number of observations that we need for chi^2</w:t>
-      </w:r>
-      <w:r>
-        <w:br/>
-      </w:r>
-      <w:r>
-        <w:rPr>
-          <w:rStyle w:val="NormalTok"/>
-        </w:rPr>
-        <w:t xml:space="preserve">expected </w:t>
+        <w:t xml:space="preserve">## First of all, let's calculate the degrees of freedom that we have </w:t>
+      </w:r>
+      <w:r>
+        <w:br/>
+      </w:r>
+      <w:r>
+        <w:br/>
+      </w:r>
+      <w:r>
+        <w:rPr>
+          <w:rStyle w:val="DocumentationTok"/>
+        </w:rPr>
+        <w:t xml:space="preserve">#### df=(r−1)(c−1)</w:t>
+      </w:r>
+      <w:r>
+        <w:br/>
+      </w:r>
+      <w:r>
+        <w:rPr>
+          <w:rStyle w:val="NormalTok"/>
+        </w:rPr>
+        <w:t xml:space="preserve">df </w:t>
       </w:r>
       <w:r>
         <w:rPr>
@@ -715,49 +963,501 @@
         <w:rPr>
           <w:rStyle w:val="NormalTok"/>
         </w:rPr>
+        <w:t xml:space="preserve"> (</w:t>
+      </w:r>
+      <w:r>
+        <w:rPr>
+          <w:rStyle w:val="DecValTok"/>
+        </w:rPr>
+        <w:t xml:space="preserve">2-1</w:t>
+      </w:r>
+      <w:r>
+        <w:rPr>
+          <w:rStyle w:val="NormalTok"/>
+        </w:rPr>
+        <w:t xml:space="preserve">)</w:t>
+      </w:r>
+      <w:r>
+        <w:rPr>
+          <w:rStyle w:val="SpecialCharTok"/>
+        </w:rPr>
+        <w:t xml:space="preserve">*</w:t>
+      </w:r>
+      <w:r>
+        <w:rPr>
+          <w:rStyle w:val="NormalTok"/>
+        </w:rPr>
+        <w:t xml:space="preserve">(</w:t>
+      </w:r>
+      <w:r>
+        <w:rPr>
+          <w:rStyle w:val="DecValTok"/>
+        </w:rPr>
+        <w:t xml:space="preserve">3-1</w:t>
+      </w:r>
+      <w:r>
+        <w:rPr>
+          <w:rStyle w:val="NormalTok"/>
+        </w:rPr>
+        <w:t xml:space="preserve">)</w:t>
+      </w:r>
+      <w:r>
+        <w:br/>
+      </w:r>
+      <w:r>
+        <w:rPr>
+          <w:rStyle w:val="DocumentationTok"/>
+        </w:rPr>
+        <w:t xml:space="preserve">## df = 2</w:t>
+      </w:r>
+      <w:r>
+        <w:br/>
+      </w:r>
+      <w:r>
+        <w:br/>
+      </w:r>
+      <w:r>
+        <w:rPr>
+          <w:rStyle w:val="CommentTok"/>
+        </w:rPr>
+        <w:t xml:space="preserve"># p-value</w:t>
+      </w:r>
+      <w:r>
+        <w:br/>
+      </w:r>
+      <w:r>
+        <w:rPr>
+          <w:rStyle w:val="NormalTok"/>
+        </w:rPr>
+        <w:t xml:space="preserve">p_value </w:t>
+      </w:r>
+      <w:r>
+        <w:rPr>
+          <w:rStyle w:val="OtherTok"/>
+        </w:rPr>
+        <w:t xml:space="preserve">&lt;-</w:t>
+      </w:r>
+      <w:r>
+        <w:rPr>
+          <w:rStyle w:val="NormalTok"/>
+        </w:rPr>
         <w:t xml:space="preserve"> </w:t>
       </w:r>
       <w:r>
         <w:rPr>
           <w:rStyle w:val="FunctionTok"/>
         </w:rPr>
-        <w:t xml:space="preserve">outer</w:t>
-      </w:r>
-      <w:r>
-        <w:rPr>
-          <w:rStyle w:val="NormalTok"/>
-        </w:rPr>
-        <w:t xml:space="preserve">(row_totals, col_totals) </w:t>
+        <w:t xml:space="preserve">pchisq</w:t>
+      </w:r>
+      <w:r>
+        <w:rPr>
+          <w:rStyle w:val="NormalTok"/>
+        </w:rPr>
+        <w:t xml:space="preserve">(chi_sq, df, </w:t>
+      </w:r>
+      <w:r>
+        <w:rPr>
+          <w:rStyle w:val="AttributeTok"/>
+        </w:rPr>
+        <w:t xml:space="preserve">lower.tail =</w:t>
+      </w:r>
+      <w:r>
+        <w:rPr>
+          <w:rStyle w:val="NormalTok"/>
+        </w:rPr>
+        <w:t xml:space="preserve"> F)</w:t>
+      </w:r>
+      <w:r>
+        <w:br/>
+      </w:r>
+      <w:r>
+        <w:rPr>
+          <w:rStyle w:val="NormalTok"/>
+        </w:rPr>
+        <w:t xml:space="preserve">p_value </w:t>
+      </w:r>
+      <w:r>
+        <w:rPr>
+          <w:rStyle w:val="CommentTok"/>
+        </w:rPr>
+        <w:t xml:space="preserve">#0.15</w:t>
+      </w:r>
+    </w:p>
+    <w:p>
+      <w:pPr>
+        <w:pStyle w:val="SourceCode"/>
+      </w:pPr>
+      <w:r>
+        <w:rPr>
+          <w:rStyle w:val="VerbatimChar"/>
+        </w:rPr>
+        <w:t xml:space="preserve">## [1] 0.1502306</w:t>
+      </w:r>
+    </w:p>
+    <w:p>
+      <w:pPr>
+        <w:pStyle w:val="SourceCode"/>
+      </w:pPr>
+      <w:r>
+        <w:rPr>
+          <w:rStyle w:val="DocumentationTok"/>
+        </w:rPr>
+        <w:t xml:space="preserve">## -&gt; we cannot reject the H0; p = 0.15, &gt;.05</w:t>
+      </w:r>
+      <w:r>
+        <w:br/>
+      </w:r>
+      <w:r>
+        <w:rPr>
+          <w:rStyle w:val="DocumentationTok"/>
+        </w:rPr>
+        <w:t xml:space="preserve">## because 0.15 &gt; .10 we even reject at 10% level</w:t>
+      </w:r>
+    </w:p>
+    <w:bookmarkEnd w:id="22"/>
+    <w:bookmarkStart w:id="23" w:name="subtask-3-question-1"/>
+    <w:p>
+      <w:pPr>
+        <w:pStyle w:val="Heading3"/>
+      </w:pPr>
+      <w:r>
+        <w:t xml:space="preserve">SUBTASK 3, Question 1</w:t>
+      </w:r>
+    </w:p>
+    <w:p>
+      <w:pPr>
+        <w:pStyle w:val="SourceCode"/>
+      </w:pPr>
+      <w:r>
+        <w:rPr>
+          <w:rStyle w:val="NormalTok"/>
+        </w:rPr>
+        <w:t xml:space="preserve">std_resid </w:t>
+      </w:r>
+      <w:r>
+        <w:rPr>
+          <w:rStyle w:val="OtherTok"/>
+        </w:rPr>
+        <w:t xml:space="preserve">&lt;-</w:t>
+      </w:r>
+      <w:r>
+        <w:rPr>
+          <w:rStyle w:val="NormalTok"/>
+        </w:rPr>
+        <w:t xml:space="preserve"> </w:t>
+      </w:r>
+      <w:r>
+        <w:rPr>
+          <w:rStyle w:val="FunctionTok"/>
+        </w:rPr>
+        <w:t xml:space="preserve">as.data.frame</w:t>
+      </w:r>
+      <w:r>
+        <w:rPr>
+          <w:rStyle w:val="NormalTok"/>
+        </w:rPr>
+        <w:t xml:space="preserve">((obs </w:t>
       </w:r>
       <w:r>
         <w:rPr>
           <w:rStyle w:val="SpecialCharTok"/>
         </w:rPr>
+        <w:t xml:space="preserve">-</w:t>
+      </w:r>
+      <w:r>
+        <w:rPr>
+          <w:rStyle w:val="NormalTok"/>
+        </w:rPr>
+        <w:t xml:space="preserve"> expected) </w:t>
+      </w:r>
+      <w:r>
+        <w:rPr>
+          <w:rStyle w:val="SpecialCharTok"/>
+        </w:rPr>
         <w:t xml:space="preserve">/</w:t>
       </w:r>
       <w:r>
         <w:rPr>
           <w:rStyle w:val="NormalTok"/>
         </w:rPr>
-        <w:t xml:space="preserve"> grand_total</w:t>
-      </w:r>
-      <w:r>
-        <w:br/>
-      </w:r>
+        <w:t xml:space="preserve"> </w:t>
+      </w:r>
+      <w:r>
+        <w:rPr>
+          <w:rStyle w:val="FunctionTok"/>
+        </w:rPr>
+        <w:t xml:space="preserve">sqrt</w:t>
+      </w:r>
+      <w:r>
+        <w:rPr>
+          <w:rStyle w:val="NormalTok"/>
+        </w:rPr>
+        <w:t xml:space="preserve">(expected))</w:t>
+      </w:r>
+      <w:r>
+        <w:br/>
+      </w:r>
+      <w:r>
+        <w:rPr>
+          <w:rStyle w:val="FunctionTok"/>
+        </w:rPr>
+        <w:t xml:space="preserve">print</w:t>
+      </w:r>
+      <w:r>
+        <w:rPr>
+          <w:rStyle w:val="NormalTok"/>
+        </w:rPr>
+        <w:t xml:space="preserve">(std_resid)</w:t>
+      </w:r>
+    </w:p>
+    <w:p>
+      <w:pPr>
+        <w:pStyle w:val="SourceCode"/>
+      </w:pPr>
+      <w:r>
+        <w:rPr>
+          <w:rStyle w:val="VerbatimChar"/>
+        </w:rPr>
+        <w:t xml:space="preserve">##             NotStopped      Bribe   Stopped</w:t>
+      </w:r>
+      <w:r>
+        <w:br/>
+      </w:r>
+      <w:r>
+        <w:rPr>
+          <w:rStyle w:val="VerbatimChar"/>
+        </w:rPr>
+        <w:t xml:space="preserve">## Upper Class  0.1360828 -0.8153742  0.818923</w:t>
+      </w:r>
+      <w:r>
+        <w:br/>
+      </w:r>
+      <w:r>
+        <w:rPr>
+          <w:rStyle w:val="VerbatimChar"/>
+        </w:rPr>
+        <w:t xml:space="preserve">## Lower Class -0.1825742  1.0939393 -1.098701</w:t>
+      </w:r>
+    </w:p>
+    <w:bookmarkEnd w:id="23"/>
+    <w:bookmarkStart w:id="24" w:name="subtask-4"/>
+    <w:p>
+      <w:pPr>
+        <w:pStyle w:val="Heading3"/>
+      </w:pPr>
+      <w:r>
+        <w:t xml:space="preserve">SUBTASK 4</w:t>
+      </w:r>
+    </w:p>
+    <w:bookmarkEnd w:id="24"/>
+    <w:bookmarkStart w:id="25" w:name="Xb15e5c831241f4f091b62b97c38488a77a9c758"/>
+    <w:p>
+      <w:pPr>
+        <w:pStyle w:val="Heading1"/>
+      </w:pPr>
+      <w:r>
+        <w:t xml:space="preserve">they are a cell-level view of chi^2 results, so we can see exactly</w:t>
+      </w:r>
+    </w:p>
+    <w:bookmarkEnd w:id="25"/>
+    <w:bookmarkStart w:id="26" w:name="X82f88fa0b0e0a2a4aa953e55ff2b16c7b04a3c5"/>
+    <w:p>
+      <w:pPr>
+        <w:pStyle w:val="Heading1"/>
+      </w:pPr>
+      <w:r>
+        <w:t xml:space="preserve">which cells have exceedingly higher or lower observed than expected outcomes!</w:t>
+      </w:r>
+    </w:p>
+    <w:bookmarkEnd w:id="26"/>
+    <w:bookmarkStart w:id="27" w:name="Xa9b315e6cb85b567893dcd9b7a7b4bb5001f935"/>
+    <w:p>
+      <w:pPr>
+        <w:pStyle w:val="Heading1"/>
+      </w:pPr>
+      <w:r>
+        <w:t xml:space="preserve">This gives us a finer grained view of patterns behind the single</w:t>
+      </w:r>
+    </w:p>
+    <w:bookmarkEnd w:id="27"/>
+    <w:bookmarkStart w:id="31" w:name="test-statistic-chi2"/>
+    <w:p>
+      <w:pPr>
+        <w:pStyle w:val="Heading1"/>
+      </w:pPr>
+      <w:r>
+        <w:t xml:space="preserve">test statistic (chi^2)</w:t>
+      </w:r>
+    </w:p>
+    <w:bookmarkStart w:id="28" w:name="question-2"/>
+    <w:p>
+      <w:pPr>
+        <w:pStyle w:val="Heading3"/>
+      </w:pPr>
+      <w:r>
+        <w:t xml:space="preserve">Question 2</w:t>
+      </w:r>
+    </w:p>
+    <w:p>
+      <w:pPr>
+        <w:pStyle w:val="SourceCode"/>
+      </w:pPr>
       <w:r>
         <w:rPr>
           <w:rStyle w:val="DocumentationTok"/>
         </w:rPr>
-        <w:t xml:space="preserve">## lets have a look</w:t>
-      </w:r>
-      <w:r>
-        <w:br/>
-      </w:r>
-      <w:r>
-        <w:rPr>
-          <w:rStyle w:val="NormalTok"/>
-        </w:rPr>
-        <w:t xml:space="preserve">expected</w:t>
+        <w:t xml:space="preserve">## Load the data into R</w:t>
+      </w:r>
+      <w:r>
+        <w:br/>
+      </w:r>
+      <w:r>
+        <w:br/>
+      </w:r>
+      <w:r>
+        <w:rPr>
+          <w:rStyle w:val="NormalTok"/>
+        </w:rPr>
+        <w:t xml:space="preserve">url </w:t>
+      </w:r>
+      <w:r>
+        <w:rPr>
+          <w:rStyle w:val="OtherTok"/>
+        </w:rPr>
+        <w:t xml:space="preserve">&lt;-</w:t>
+      </w:r>
+      <w:r>
+        <w:rPr>
+          <w:rStyle w:val="NormalTok"/>
+        </w:rPr>
+        <w:t xml:space="preserve"> </w:t>
+      </w:r>
+      <w:r>
+        <w:rPr>
+          <w:rStyle w:val="StringTok"/>
+        </w:rPr>
+        <w:t xml:space="preserve">"https://raw.githubusercontent.com/kosukeimai/qss/master/PREDICTION/women.csv"</w:t>
+      </w:r>
+      <w:r>
+        <w:br/>
+      </w:r>
+      <w:r>
+        <w:rPr>
+          <w:rStyle w:val="NormalTok"/>
+        </w:rPr>
+        <w:t xml:space="preserve">df </w:t>
+      </w:r>
+      <w:r>
+        <w:rPr>
+          <w:rStyle w:val="OtherTok"/>
+        </w:rPr>
+        <w:t xml:space="preserve">&lt;-</w:t>
+      </w:r>
+      <w:r>
+        <w:rPr>
+          <w:rStyle w:val="NormalTok"/>
+        </w:rPr>
+        <w:t xml:space="preserve"> </w:t>
+      </w:r>
+      <w:r>
+        <w:rPr>
+          <w:rStyle w:val="FunctionTok"/>
+        </w:rPr>
+        <w:t xml:space="preserve">read.csv</w:t>
+      </w:r>
+      <w:r>
+        <w:rPr>
+          <w:rStyle w:val="NormalTok"/>
+        </w:rPr>
+        <w:t xml:space="preserve">(url, </w:t>
+      </w:r>
+      <w:r>
+        <w:rPr>
+          <w:rStyle w:val="AttributeTok"/>
+        </w:rPr>
+        <w:t xml:space="preserve">header =</w:t>
+      </w:r>
+      <w:r>
+        <w:rPr>
+          <w:rStyle w:val="NormalTok"/>
+        </w:rPr>
+        <w:t xml:space="preserve"> </w:t>
+      </w:r>
+      <w:r>
+        <w:rPr>
+          <w:rStyle w:val="ConstantTok"/>
+        </w:rPr>
+        <w:t xml:space="preserve">TRUE</w:t>
+      </w:r>
+      <w:r>
+        <w:rPr>
+          <w:rStyle w:val="NormalTok"/>
+        </w:rPr>
+        <w:t xml:space="preserve">)</w:t>
+      </w:r>
+      <w:r>
+        <w:br/>
+      </w:r>
+      <w:r>
+        <w:br/>
+      </w:r>
+      <w:r>
+        <w:rPr>
+          <w:rStyle w:val="DocumentationTok"/>
+        </w:rPr>
+        <w:t xml:space="preserve">## SUBTASK 1</w:t>
+      </w:r>
+      <w:r>
+        <w:br/>
+      </w:r>
+      <w:r>
+        <w:br/>
+      </w:r>
+      <w:r>
+        <w:rPr>
+          <w:rStyle w:val="CommentTok"/>
+        </w:rPr>
+        <w:t xml:space="preserve"># H0: There is no difference in the number of new (or repaired) water sources</w:t>
+      </w:r>
+      <w:r>
+        <w:br/>
+      </w:r>
+      <w:r>
+        <w:rPr>
+          <w:rStyle w:val="CommentTok"/>
+        </w:rPr>
+        <w:t xml:space="preserve"># between villages that are lead by men and villages that are lead by women</w:t>
+      </w:r>
+      <w:r>
+        <w:br/>
+      </w:r>
+      <w:r>
+        <w:br/>
+      </w:r>
+      <w:r>
+        <w:rPr>
+          <w:rStyle w:val="CommentTok"/>
+        </w:rPr>
+        <w:t xml:space="preserve"># H1: The number of new (or repaired) water sources in villages that are lead</w:t>
+      </w:r>
+      <w:r>
+        <w:br/>
+      </w:r>
+      <w:r>
+        <w:rPr>
+          <w:rStyle w:val="CommentTok"/>
+        </w:rPr>
+        <w:t xml:space="preserve"># lead by men is higher (or lower!) than in villages that are lead by women</w:t>
+      </w:r>
+    </w:p>
+    <w:bookmarkEnd w:id="28"/>
+    <w:bookmarkStart w:id="29" w:name="subtask-2-question-2"/>
+    <w:p>
+      <w:pPr>
+        <w:pStyle w:val="Heading2"/>
+      </w:pPr>
+      <w:r>
+        <w:t xml:space="preserve">SUBTASK 2, Question 2</w:t>
       </w:r>
     </w:p>
     <w:p>
@@ -766,27 +1466,85 @@
       </w:pPr>
       <w:r>
         <w:rPr>
-          <w:rStyle w:val="VerbatimChar"/>
-        </w:rPr>
-        <w:t xml:space="preserve">##             NotStopped    Bribe  Stopped</w:t>
-      </w:r>
-      <w:r>
-        <w:br/>
-      </w:r>
-      <w:r>
-        <w:rPr>
-          <w:rStyle w:val="VerbatimChar"/>
-        </w:rPr>
-        <w:t xml:space="preserve">## Upper Class       13.5 8.357143 5.142857</w:t>
-      </w:r>
-      <w:r>
-        <w:br/>
-      </w:r>
-      <w:r>
-        <w:rPr>
-          <w:rStyle w:val="VerbatimChar"/>
-        </w:rPr>
-        <w:t xml:space="preserve">## Lower Class        7.5 4.642857 2.857143</w:t>
+          <w:rStyle w:val="DocumentationTok"/>
+        </w:rPr>
+        <w:t xml:space="preserve">## lets do the regression, first fit the model.. we take $female not $reserved, </w:t>
+      </w:r>
+      <w:r>
+        <w:br/>
+      </w:r>
+      <w:r>
+        <w:rPr>
+          <w:rStyle w:val="DocumentationTok"/>
+        </w:rPr>
+        <w:t xml:space="preserve">## because we want to know ALL women</w:t>
+      </w:r>
+      <w:r>
+        <w:br/>
+      </w:r>
+      <w:r>
+        <w:rPr>
+          <w:rStyle w:val="NormalTok"/>
+        </w:rPr>
+        <w:t xml:space="preserve">regression </w:t>
+      </w:r>
+      <w:r>
+        <w:rPr>
+          <w:rStyle w:val="OtherTok"/>
+        </w:rPr>
+        <w:t xml:space="preserve">&lt;-</w:t>
+      </w:r>
+      <w:r>
+        <w:rPr>
+          <w:rStyle w:val="NormalTok"/>
+        </w:rPr>
+        <w:t xml:space="preserve"> </w:t>
+      </w:r>
+      <w:r>
+        <w:rPr>
+          <w:rStyle w:val="FunctionTok"/>
+        </w:rPr>
+        <w:t xml:space="preserve">lm</w:t>
+      </w:r>
+      <w:r>
+        <w:rPr>
+          <w:rStyle w:val="NormalTok"/>
+        </w:rPr>
+        <w:t xml:space="preserve">(water </w:t>
+      </w:r>
+      <w:r>
+        <w:rPr>
+          <w:rStyle w:val="SpecialCharTok"/>
+        </w:rPr>
+        <w:t xml:space="preserve">~</w:t>
+      </w:r>
+      <w:r>
+        <w:rPr>
+          <w:rStyle w:val="NormalTok"/>
+        </w:rPr>
+        <w:t xml:space="preserve"> female, </w:t>
+      </w:r>
+      <w:r>
+        <w:rPr>
+          <w:rStyle w:val="AttributeTok"/>
+        </w:rPr>
+        <w:t xml:space="preserve">data =</w:t>
+      </w:r>
+      <w:r>
+        <w:rPr>
+          <w:rStyle w:val="NormalTok"/>
+        </w:rPr>
+        <w:t xml:space="preserve"> df)</w:t>
+      </w:r>
+    </w:p>
+    <w:bookmarkEnd w:id="29"/>
+    <w:bookmarkStart w:id="30" w:name="subtask-3-question-2"/>
+    <w:p>
+      <w:pPr>
+        <w:pStyle w:val="Heading2"/>
+      </w:pPr>
+      <w:r>
+        <w:t xml:space="preserve">SUBTASK 3, Question 2</w:t>
       </w:r>
     </w:p>
     <w:p>
@@ -795,18 +1553,262 @@
       </w:pPr>
       <w:r>
         <w:rPr>
+          <w:rStyle w:val="CommentTok"/>
+        </w:rPr>
+        <w:t xml:space="preserve"># lets see it</w:t>
+      </w:r>
+      <w:r>
+        <w:br/>
+      </w:r>
+      <w:r>
+        <w:rPr>
+          <w:rStyle w:val="FunctionTok"/>
+        </w:rPr>
+        <w:t xml:space="preserve">summary</w:t>
+      </w:r>
+      <w:r>
+        <w:rPr>
+          <w:rStyle w:val="NormalTok"/>
+        </w:rPr>
+        <w:t xml:space="preserve">(regression)</w:t>
+      </w:r>
+    </w:p>
+    <w:p>
+      <w:pPr>
+        <w:pStyle w:val="SourceCode"/>
+      </w:pPr>
+      <w:r>
+        <w:rPr>
+          <w:rStyle w:val="VerbatimChar"/>
+        </w:rPr>
+        <w:t xml:space="preserve">## </w:t>
+      </w:r>
+      <w:r>
+        <w:br/>
+      </w:r>
+      <w:r>
+        <w:rPr>
+          <w:rStyle w:val="VerbatimChar"/>
+        </w:rPr>
+        <w:t xml:space="preserve">## Call:</w:t>
+      </w:r>
+      <w:r>
+        <w:br/>
+      </w:r>
+      <w:r>
+        <w:rPr>
+          <w:rStyle w:val="VerbatimChar"/>
+        </w:rPr>
+        <w:t xml:space="preserve">## lm(formula = water ~ female, data = df)</w:t>
+      </w:r>
+      <w:r>
+        <w:br/>
+      </w:r>
+      <w:r>
+        <w:rPr>
+          <w:rStyle w:val="VerbatimChar"/>
+        </w:rPr>
+        <w:t xml:space="preserve">## </w:t>
+      </w:r>
+      <w:r>
+        <w:br/>
+      </w:r>
+      <w:r>
+        <w:rPr>
+          <w:rStyle w:val="VerbatimChar"/>
+        </w:rPr>
+        <w:t xml:space="preserve">## Residuals:</w:t>
+      </w:r>
+      <w:r>
+        <w:br/>
+      </w:r>
+      <w:r>
+        <w:rPr>
+          <w:rStyle w:val="VerbatimChar"/>
+        </w:rPr>
+        <w:t xml:space="preserve">##    Min     1Q Median     3Q    Max </w:t>
+      </w:r>
+      <w:r>
+        <w:br/>
+      </w:r>
+      <w:r>
+        <w:rPr>
+          <w:rStyle w:val="VerbatimChar"/>
+        </w:rPr>
+        <w:t xml:space="preserve">## -22.68 -14.78  -7.81   2.29 317.32 </w:t>
+      </w:r>
+      <w:r>
+        <w:br/>
+      </w:r>
+      <w:r>
+        <w:rPr>
+          <w:rStyle w:val="VerbatimChar"/>
+        </w:rPr>
+        <w:t xml:space="preserve">## </w:t>
+      </w:r>
+      <w:r>
+        <w:br/>
+      </w:r>
+      <w:r>
+        <w:rPr>
+          <w:rStyle w:val="VerbatimChar"/>
+        </w:rPr>
+        <w:t xml:space="preserve">## Coefficients:</w:t>
+      </w:r>
+      <w:r>
+        <w:br/>
+      </w:r>
+      <w:r>
+        <w:rPr>
+          <w:rStyle w:val="VerbatimChar"/>
+        </w:rPr>
+        <w:t xml:space="preserve">##             Estimate Std. Error t value Pr(&gt;|t|)    </w:t>
+      </w:r>
+      <w:r>
+        <w:br/>
+      </w:r>
+      <w:r>
+        <w:rPr>
+          <w:rStyle w:val="VerbatimChar"/>
+        </w:rPr>
+        <w:t xml:space="preserve">## (Intercept)   14.813      2.382   6.220 1.56e-09 ***</w:t>
+      </w:r>
+      <w:r>
+        <w:br/>
+      </w:r>
+      <w:r>
+        <w:rPr>
+          <w:rStyle w:val="VerbatimChar"/>
+        </w:rPr>
+        <w:t xml:space="preserve">## female         7.864      3.838   2.049   0.0413 *  </w:t>
+      </w:r>
+      <w:r>
+        <w:br/>
+      </w:r>
+      <w:r>
+        <w:rPr>
+          <w:rStyle w:val="VerbatimChar"/>
+        </w:rPr>
+        <w:t xml:space="preserve">## ---</w:t>
+      </w:r>
+      <w:r>
+        <w:br/>
+      </w:r>
+      <w:r>
+        <w:rPr>
+          <w:rStyle w:val="VerbatimChar"/>
+        </w:rPr>
+        <w:t xml:space="preserve">## Signif. codes:  0 '***' 0.001 '**' 0.01 '*' 0.05 '.' 0.1 ' ' 1</w:t>
+      </w:r>
+      <w:r>
+        <w:br/>
+      </w:r>
+      <w:r>
+        <w:rPr>
+          <w:rStyle w:val="VerbatimChar"/>
+        </w:rPr>
+        <w:t xml:space="preserve">## </w:t>
+      </w:r>
+      <w:r>
+        <w:br/>
+      </w:r>
+      <w:r>
+        <w:rPr>
+          <w:rStyle w:val="VerbatimChar"/>
+        </w:rPr>
+        <w:t xml:space="preserve">## Residual standard error: 33.51 on 320 degrees of freedom</w:t>
+      </w:r>
+      <w:r>
+        <w:br/>
+      </w:r>
+      <w:r>
+        <w:rPr>
+          <w:rStyle w:val="VerbatimChar"/>
+        </w:rPr>
+        <w:t xml:space="preserve">## Multiple R-squared:  0.01295,    Adjusted R-squared:  0.009867 </w:t>
+      </w:r>
+      <w:r>
+        <w:br/>
+      </w:r>
+      <w:r>
+        <w:rPr>
+          <w:rStyle w:val="VerbatimChar"/>
+        </w:rPr>
+        <w:t xml:space="preserve">## F-statistic: 4.199 on 1 and 320 DF,  p-value: 0.04126</w:t>
+      </w:r>
+    </w:p>
+    <w:p>
+      <w:pPr>
+        <w:pStyle w:val="SourceCode"/>
+      </w:pPr>
+      <w:r>
+        <w:rPr>
           <w:rStyle w:val="DocumentationTok"/>
         </w:rPr>
-        <w:t xml:space="preserve">## calculate chi^2 by estimating components and summing them</w:t>
-      </w:r>
-      <w:r>
-        <w:br/>
-      </w:r>
-      <w:r>
-        <w:rPr>
-          <w:rStyle w:val="NormalTok"/>
-        </w:rPr>
-        <w:t xml:space="preserve">chi_sq </w:t>
+        <w:t xml:space="preserve">## what can we say? </w:t>
+      </w:r>
+      <w:r>
+        <w:br/>
+      </w:r>
+      <w:r>
+        <w:rPr>
+          <w:rStyle w:val="DocumentationTok"/>
+        </w:rPr>
+        <w:t xml:space="preserve">## we reject H0 ("female leadership has no effect”) is rejected at the 5% level</w:t>
+      </w:r>
+      <w:r>
+        <w:br/>
+      </w:r>
+      <w:r>
+        <w:rPr>
+          <w:rStyle w:val="DocumentationTok"/>
+        </w:rPr>
+        <w:t xml:space="preserve">## Also: Villages governed by female council heads have, on average, about 7.86 more </w:t>
+      </w:r>
+      <w:r>
+        <w:br/>
+      </w:r>
+      <w:r>
+        <w:rPr>
+          <w:rStyle w:val="DocumentationTok"/>
+        </w:rPr>
+        <w:t xml:space="preserve">## new or repaired drinking water facilities than those governed by men</w:t>
+      </w:r>
+      <w:r>
+        <w:br/>
+      </w:r>
+      <w:r>
+        <w:br/>
+      </w:r>
+      <w:r>
+        <w:br/>
+      </w:r>
+      <w:r>
+        <w:rPr>
+          <w:rStyle w:val="DocumentationTok"/>
+        </w:rPr>
+        <w:t xml:space="preserve">## However, I am confused about the phrasing "reservation policy" - so let's check the </w:t>
+      </w:r>
+      <w:r>
+        <w:br/>
+      </w:r>
+      <w:r>
+        <w:rPr>
+          <w:rStyle w:val="DocumentationTok"/>
+        </w:rPr>
+        <w:t xml:space="preserve">## effect of $reserved</w:t>
+      </w:r>
+      <w:r>
+        <w:br/>
+      </w:r>
+      <w:r>
+        <w:br/>
+      </w:r>
+      <w:r>
+        <w:rPr>
+          <w:rStyle w:val="NormalTok"/>
+        </w:rPr>
+        <w:t xml:space="preserve">regression2 </w:t>
       </w:r>
       <w:r>
         <w:rPr>
@@ -824,64 +1826,52 @@
         <w:rPr>
           <w:rStyle w:val="FunctionTok"/>
         </w:rPr>
-        <w:t xml:space="preserve">sum</w:t>
-      </w:r>
-      <w:r>
-        <w:rPr>
-          <w:rStyle w:val="NormalTok"/>
-        </w:rPr>
-        <w:t xml:space="preserve">((obs </w:t>
+        <w:t xml:space="preserve">lm</w:t>
+      </w:r>
+      <w:r>
+        <w:rPr>
+          <w:rStyle w:val="NormalTok"/>
+        </w:rPr>
+        <w:t xml:space="preserve">(water </w:t>
       </w:r>
       <w:r>
         <w:rPr>
           <w:rStyle w:val="SpecialCharTok"/>
         </w:rPr>
-        <w:t xml:space="preserve">-</w:t>
-      </w:r>
-      <w:r>
-        <w:rPr>
-          <w:rStyle w:val="NormalTok"/>
-        </w:rPr>
-        <w:t xml:space="preserve"> expected)</w:t>
-      </w:r>
-      <w:r>
-        <w:rPr>
-          <w:rStyle w:val="SpecialCharTok"/>
-        </w:rPr>
-        <w:t xml:space="preserve">^</w:t>
-      </w:r>
-      <w:r>
-        <w:rPr>
-          <w:rStyle w:val="DecValTok"/>
-        </w:rPr>
-        <w:t xml:space="preserve">2</w:t>
-      </w:r>
-      <w:r>
-        <w:rPr>
-          <w:rStyle w:val="NormalTok"/>
-        </w:rPr>
-        <w:t xml:space="preserve"> </w:t>
-      </w:r>
-      <w:r>
-        <w:rPr>
-          <w:rStyle w:val="SpecialCharTok"/>
-        </w:rPr>
-        <w:t xml:space="preserve">/</w:t>
-      </w:r>
-      <w:r>
-        <w:rPr>
-          <w:rStyle w:val="NormalTok"/>
-        </w:rPr>
-        <w:t xml:space="preserve"> expected)</w:t>
-      </w:r>
-      <w:r>
-        <w:br/>
-      </w:r>
-      <w:r>
-        <w:rPr>
-          <w:rStyle w:val="NormalTok"/>
-        </w:rPr>
-        <w:t xml:space="preserve">chi_sq</w:t>
+        <w:t xml:space="preserve">~</w:t>
+      </w:r>
+      <w:r>
+        <w:rPr>
+          <w:rStyle w:val="NormalTok"/>
+        </w:rPr>
+        <w:t xml:space="preserve"> reserved, </w:t>
+      </w:r>
+      <w:r>
+        <w:rPr>
+          <w:rStyle w:val="AttributeTok"/>
+        </w:rPr>
+        <w:t xml:space="preserve">data =</w:t>
+      </w:r>
+      <w:r>
+        <w:rPr>
+          <w:rStyle w:val="NormalTok"/>
+        </w:rPr>
+        <w:t xml:space="preserve"> df)</w:t>
+      </w:r>
+      <w:r>
+        <w:br/>
+      </w:r>
+      <w:r>
+        <w:rPr>
+          <w:rStyle w:val="FunctionTok"/>
+        </w:rPr>
+        <w:t xml:space="preserve">summary</w:t>
+      </w:r>
+      <w:r>
+        <w:rPr>
+          <w:rStyle w:val="NormalTok"/>
+        </w:rPr>
+        <w:t xml:space="preserve">(regression2)</w:t>
       </w:r>
     </w:p>
     <w:p>
@@ -892,7 +1882,160 @@
         <w:rPr>
           <w:rStyle w:val="VerbatimChar"/>
         </w:rPr>
-        <w:t xml:space="preserve">## [1] 3.791168</w:t>
+        <w:t xml:space="preserve">## </w:t>
+      </w:r>
+      <w:r>
+        <w:br/>
+      </w:r>
+      <w:r>
+        <w:rPr>
+          <w:rStyle w:val="VerbatimChar"/>
+        </w:rPr>
+        <w:t xml:space="preserve">## Call:</w:t>
+      </w:r>
+      <w:r>
+        <w:br/>
+      </w:r>
+      <w:r>
+        <w:rPr>
+          <w:rStyle w:val="VerbatimChar"/>
+        </w:rPr>
+        <w:t xml:space="preserve">## lm(formula = water ~ reserved, data = df)</w:t>
+      </w:r>
+      <w:r>
+        <w:br/>
+      </w:r>
+      <w:r>
+        <w:rPr>
+          <w:rStyle w:val="VerbatimChar"/>
+        </w:rPr>
+        <w:t xml:space="preserve">## </w:t>
+      </w:r>
+      <w:r>
+        <w:br/>
+      </w:r>
+      <w:r>
+        <w:rPr>
+          <w:rStyle w:val="VerbatimChar"/>
+        </w:rPr>
+        <w:t xml:space="preserve">## Residuals:</w:t>
+      </w:r>
+      <w:r>
+        <w:br/>
+      </w:r>
+      <w:r>
+        <w:rPr>
+          <w:rStyle w:val="VerbatimChar"/>
+        </w:rPr>
+        <w:t xml:space="preserve">##     Min      1Q  Median      3Q     Max </w:t>
+      </w:r>
+      <w:r>
+        <w:br/>
+      </w:r>
+      <w:r>
+        <w:rPr>
+          <w:rStyle w:val="VerbatimChar"/>
+        </w:rPr>
+        <w:t xml:space="preserve">## -23.991 -14.738  -7.865   2.262 316.009 </w:t>
+      </w:r>
+      <w:r>
+        <w:br/>
+      </w:r>
+      <w:r>
+        <w:rPr>
+          <w:rStyle w:val="VerbatimChar"/>
+        </w:rPr>
+        <w:t xml:space="preserve">## </w:t>
+      </w:r>
+      <w:r>
+        <w:br/>
+      </w:r>
+      <w:r>
+        <w:rPr>
+          <w:rStyle w:val="VerbatimChar"/>
+        </w:rPr>
+        <w:t xml:space="preserve">## Coefficients:</w:t>
+      </w:r>
+      <w:r>
+        <w:br/>
+      </w:r>
+      <w:r>
+        <w:rPr>
+          <w:rStyle w:val="VerbatimChar"/>
+        </w:rPr>
+        <w:t xml:space="preserve">##             Estimate Std. Error t value Pr(&gt;|t|)    </w:t>
+      </w:r>
+      <w:r>
+        <w:br/>
+      </w:r>
+      <w:r>
+        <w:rPr>
+          <w:rStyle w:val="VerbatimChar"/>
+        </w:rPr>
+        <w:t xml:space="preserve">## (Intercept)   14.738      2.286   6.446 4.22e-10 ***</w:t>
+      </w:r>
+      <w:r>
+        <w:br/>
+      </w:r>
+      <w:r>
+        <w:rPr>
+          <w:rStyle w:val="VerbatimChar"/>
+        </w:rPr>
+        <w:t xml:space="preserve">## reserved       9.252      3.948   2.344   0.0197 *  </w:t>
+      </w:r>
+      <w:r>
+        <w:br/>
+      </w:r>
+      <w:r>
+        <w:rPr>
+          <w:rStyle w:val="VerbatimChar"/>
+        </w:rPr>
+        <w:t xml:space="preserve">## ---</w:t>
+      </w:r>
+      <w:r>
+        <w:br/>
+      </w:r>
+      <w:r>
+        <w:rPr>
+          <w:rStyle w:val="VerbatimChar"/>
+        </w:rPr>
+        <w:t xml:space="preserve">## Signif. codes:  0 '***' 0.001 '**' 0.01 '*' 0.05 '.' 0.1 ' ' 1</w:t>
+      </w:r>
+      <w:r>
+        <w:br/>
+      </w:r>
+      <w:r>
+        <w:rPr>
+          <w:rStyle w:val="VerbatimChar"/>
+        </w:rPr>
+        <w:t xml:space="preserve">## </w:t>
+      </w:r>
+      <w:r>
+        <w:br/>
+      </w:r>
+      <w:r>
+        <w:rPr>
+          <w:rStyle w:val="VerbatimChar"/>
+        </w:rPr>
+        <w:t xml:space="preserve">## Residual standard error: 33.45 on 320 degrees of freedom</w:t>
+      </w:r>
+      <w:r>
+        <w:br/>
+      </w:r>
+      <w:r>
+        <w:rPr>
+          <w:rStyle w:val="VerbatimChar"/>
+        </w:rPr>
+        <w:t xml:space="preserve">## Multiple R-squared:  0.01688,    Adjusted R-squared:  0.0138 </w:t>
+      </w:r>
+      <w:r>
+        <w:br/>
+      </w:r>
+      <w:r>
+        <w:rPr>
+          <w:rStyle w:val="VerbatimChar"/>
+        </w:rPr>
+        <w:t xml:space="preserve">## F-statistic: 5.493 on 1 and 320 DF,  p-value: 0.0197</w:t>
       </w:r>
     </w:p>
     <w:p>
@@ -903,13 +2046,7 @@
         <w:rPr>
           <w:rStyle w:val="DocumentationTok"/>
         </w:rPr>
-        <w:t xml:space="preserve">## our chi^2 is 3.799!!</w:t>
-      </w:r>
-      <w:r>
-        <w:br/>
-      </w:r>
-      <w:r>
-        <w:br/>
+        <w:t xml:space="preserve">## we also reject H0 at 5% level</w:t>
       </w:r>
       <w:r>
         <w:br/>
@@ -918,10 +2055,7 @@
         <w:rPr>
           <w:rStyle w:val="DocumentationTok"/>
         </w:rPr>
-        <w:t xml:space="preserve">### SUBTASK 2</w:t>
-      </w:r>
-      <w:r>
-        <w:br/>
+        <w:t xml:space="preserve">## effect here is even bigger: villages that were reserved for female council heads</w:t>
       </w:r>
       <w:r>
         <w:br/>
@@ -930,1154 +2064,11 @@
         <w:rPr>
           <w:rStyle w:val="DocumentationTok"/>
         </w:rPr>
-        <w:t xml:space="preserve">## First of all, let's calculate the degrees of freedom that we have </w:t>
-      </w:r>
-      <w:r>
-        <w:br/>
-      </w:r>
-      <w:r>
-        <w:br/>
-      </w:r>
-      <w:r>
-        <w:rPr>
-          <w:rStyle w:val="DocumentationTok"/>
-        </w:rPr>
-        <w:t xml:space="preserve">#### df=(r−1)(c−1)</w:t>
-      </w:r>
-      <w:r>
-        <w:br/>
-      </w:r>
-      <w:r>
-        <w:rPr>
-          <w:rStyle w:val="NormalTok"/>
-        </w:rPr>
-        <w:t xml:space="preserve">df </w:t>
-      </w:r>
-      <w:r>
-        <w:rPr>
-          <w:rStyle w:val="OtherTok"/>
-        </w:rPr>
-        <w:t xml:space="preserve">&lt;-</w:t>
-      </w:r>
-      <w:r>
-        <w:rPr>
-          <w:rStyle w:val="NormalTok"/>
-        </w:rPr>
-        <w:t xml:space="preserve"> (</w:t>
-      </w:r>
-      <w:r>
-        <w:rPr>
-          <w:rStyle w:val="DecValTok"/>
-        </w:rPr>
-        <w:t xml:space="preserve">2-1</w:t>
-      </w:r>
-      <w:r>
-        <w:rPr>
-          <w:rStyle w:val="NormalTok"/>
-        </w:rPr>
-        <w:t xml:space="preserve">)</w:t>
-      </w:r>
-      <w:r>
-        <w:rPr>
-          <w:rStyle w:val="SpecialCharTok"/>
-        </w:rPr>
-        <w:t xml:space="preserve">*</w:t>
-      </w:r>
-      <w:r>
-        <w:rPr>
-          <w:rStyle w:val="NormalTok"/>
-        </w:rPr>
-        <w:t xml:space="preserve">(</w:t>
-      </w:r>
-      <w:r>
-        <w:rPr>
-          <w:rStyle w:val="DecValTok"/>
-        </w:rPr>
-        <w:t xml:space="preserve">3-1</w:t>
-      </w:r>
-      <w:r>
-        <w:rPr>
-          <w:rStyle w:val="NormalTok"/>
-        </w:rPr>
-        <w:t xml:space="preserve">)</w:t>
-      </w:r>
-      <w:r>
-        <w:br/>
-      </w:r>
-      <w:r>
-        <w:rPr>
-          <w:rStyle w:val="DocumentationTok"/>
-        </w:rPr>
-        <w:t xml:space="preserve">## df = 2</w:t>
-      </w:r>
-      <w:r>
-        <w:br/>
-      </w:r>
-      <w:r>
-        <w:br/>
-      </w:r>
-      <w:r>
-        <w:rPr>
-          <w:rStyle w:val="CommentTok"/>
-        </w:rPr>
-        <w:t xml:space="preserve"># p-value</w:t>
-      </w:r>
-      <w:r>
-        <w:br/>
-      </w:r>
-      <w:r>
-        <w:rPr>
-          <w:rStyle w:val="NormalTok"/>
-        </w:rPr>
-        <w:t xml:space="preserve">p_value </w:t>
-      </w:r>
-      <w:r>
-        <w:rPr>
-          <w:rStyle w:val="OtherTok"/>
-        </w:rPr>
-        <w:t xml:space="preserve">&lt;-</w:t>
-      </w:r>
-      <w:r>
-        <w:rPr>
-          <w:rStyle w:val="NormalTok"/>
-        </w:rPr>
-        <w:t xml:space="preserve"> </w:t>
-      </w:r>
-      <w:r>
-        <w:rPr>
-          <w:rStyle w:val="FunctionTok"/>
-        </w:rPr>
-        <w:t xml:space="preserve">pchisq</w:t>
-      </w:r>
-      <w:r>
-        <w:rPr>
-          <w:rStyle w:val="NormalTok"/>
-        </w:rPr>
-        <w:t xml:space="preserve">(chi_sq, df, </w:t>
-      </w:r>
-      <w:r>
-        <w:rPr>
-          <w:rStyle w:val="AttributeTok"/>
-        </w:rPr>
-        <w:t xml:space="preserve">lower.tail =</w:t>
-      </w:r>
-      <w:r>
-        <w:rPr>
-          <w:rStyle w:val="NormalTok"/>
-        </w:rPr>
-        <w:t xml:space="preserve"> F)</w:t>
-      </w:r>
-      <w:r>
-        <w:br/>
-      </w:r>
-      <w:r>
-        <w:rPr>
-          <w:rStyle w:val="NormalTok"/>
-        </w:rPr>
-        <w:t xml:space="preserve">p_value </w:t>
-      </w:r>
-      <w:r>
-        <w:rPr>
-          <w:rStyle w:val="CommentTok"/>
-        </w:rPr>
-        <w:t xml:space="preserve">#0.15</w:t>
-      </w:r>
-    </w:p>
-    <w:p>
-      <w:pPr>
-        <w:pStyle w:val="SourceCode"/>
-      </w:pPr>
-      <w:r>
-        <w:rPr>
-          <w:rStyle w:val="VerbatimChar"/>
-        </w:rPr>
-        <w:t xml:space="preserve">## [1] 0.1502306</w:t>
-      </w:r>
-    </w:p>
-    <w:p>
-      <w:pPr>
-        <w:pStyle w:val="SourceCode"/>
-      </w:pPr>
-      <w:r>
-        <w:rPr>
-          <w:rStyle w:val="DocumentationTok"/>
-        </w:rPr>
-        <w:t xml:space="preserve">## -&gt; we cannot reject the H0; p = 0.15, &gt;.05</w:t>
-      </w:r>
-      <w:r>
-        <w:br/>
-      </w:r>
-      <w:r>
-        <w:rPr>
-          <w:rStyle w:val="DocumentationTok"/>
-        </w:rPr>
-        <w:t xml:space="preserve">## because 0.15 &gt; .10 we even reject at 10% level</w:t>
-      </w:r>
-      <w:r>
-        <w:br/>
-      </w:r>
-      <w:r>
-        <w:br/>
-      </w:r>
-      <w:r>
-        <w:br/>
-      </w:r>
-      <w:r>
-        <w:rPr>
-          <w:rStyle w:val="DocumentationTok"/>
-        </w:rPr>
-        <w:t xml:space="preserve">### SUBTASK 3</w:t>
-      </w:r>
-      <w:r>
-        <w:br/>
-      </w:r>
-      <w:r>
-        <w:rPr>
-          <w:rStyle w:val="NormalTok"/>
-        </w:rPr>
-        <w:t xml:space="preserve">std_resid </w:t>
-      </w:r>
-      <w:r>
-        <w:rPr>
-          <w:rStyle w:val="OtherTok"/>
-        </w:rPr>
-        <w:t xml:space="preserve">&lt;-</w:t>
-      </w:r>
-      <w:r>
-        <w:rPr>
-          <w:rStyle w:val="NormalTok"/>
-        </w:rPr>
-        <w:t xml:space="preserve"> </w:t>
-      </w:r>
-      <w:r>
-        <w:rPr>
-          <w:rStyle w:val="FunctionTok"/>
-        </w:rPr>
-        <w:t xml:space="preserve">as.data.frame</w:t>
-      </w:r>
-      <w:r>
-        <w:rPr>
-          <w:rStyle w:val="NormalTok"/>
-        </w:rPr>
-        <w:t xml:space="preserve">((obs </w:t>
-      </w:r>
-      <w:r>
-        <w:rPr>
-          <w:rStyle w:val="SpecialCharTok"/>
-        </w:rPr>
-        <w:t xml:space="preserve">-</w:t>
-      </w:r>
-      <w:r>
-        <w:rPr>
-          <w:rStyle w:val="NormalTok"/>
-        </w:rPr>
-        <w:t xml:space="preserve"> expected) </w:t>
-      </w:r>
-      <w:r>
-        <w:rPr>
-          <w:rStyle w:val="SpecialCharTok"/>
-        </w:rPr>
-        <w:t xml:space="preserve">/</w:t>
-      </w:r>
-      <w:r>
-        <w:rPr>
-          <w:rStyle w:val="NormalTok"/>
-        </w:rPr>
-        <w:t xml:space="preserve"> </w:t>
-      </w:r>
-      <w:r>
-        <w:rPr>
-          <w:rStyle w:val="FunctionTok"/>
-        </w:rPr>
-        <w:t xml:space="preserve">sqrt</w:t>
-      </w:r>
-      <w:r>
-        <w:rPr>
-          <w:rStyle w:val="NormalTok"/>
-        </w:rPr>
-        <w:t xml:space="preserve">(expected))</w:t>
-      </w:r>
-      <w:r>
-        <w:br/>
-      </w:r>
-      <w:r>
-        <w:rPr>
-          <w:rStyle w:val="FunctionTok"/>
-        </w:rPr>
-        <w:t xml:space="preserve">print</w:t>
-      </w:r>
-      <w:r>
-        <w:rPr>
-          <w:rStyle w:val="NormalTok"/>
-        </w:rPr>
-        <w:t xml:space="preserve">(std_resid)</w:t>
-      </w:r>
-    </w:p>
-    <w:p>
-      <w:pPr>
-        <w:pStyle w:val="SourceCode"/>
-      </w:pPr>
-      <w:r>
-        <w:rPr>
-          <w:rStyle w:val="VerbatimChar"/>
-        </w:rPr>
-        <w:t xml:space="preserve">##             NotStopped      Bribe   Stopped</w:t>
-      </w:r>
-      <w:r>
-        <w:br/>
-      </w:r>
-      <w:r>
-        <w:rPr>
-          <w:rStyle w:val="VerbatimChar"/>
-        </w:rPr>
-        <w:t xml:space="preserve">## Upper Class  0.1360828 -0.8153742  0.818923</w:t>
-      </w:r>
-      <w:r>
-        <w:br/>
-      </w:r>
-      <w:r>
-        <w:rPr>
-          <w:rStyle w:val="VerbatimChar"/>
-        </w:rPr>
-        <w:t xml:space="preserve">## Lower Class -0.1825742  1.0939393 -1.098701</w:t>
-      </w:r>
-    </w:p>
-    <w:p>
-      <w:pPr>
-        <w:pStyle w:val="SourceCode"/>
-      </w:pPr>
-      <w:r>
-        <w:rPr>
-          <w:rStyle w:val="DocumentationTok"/>
-        </w:rPr>
-        <w:t xml:space="preserve">### SUBTASK 4</w:t>
-      </w:r>
-      <w:r>
-        <w:br/>
-      </w:r>
-      <w:r>
-        <w:rPr>
-          <w:rStyle w:val="CommentTok"/>
-        </w:rPr>
-        <w:t xml:space="preserve"># they are a cell-level view of chi^2 results, so we can see exactly</w:t>
-      </w:r>
-      <w:r>
-        <w:br/>
-      </w:r>
-      <w:r>
-        <w:rPr>
-          <w:rStyle w:val="CommentTok"/>
-        </w:rPr>
-        <w:t xml:space="preserve"># which cells have exceedingly higher or lower observed than expected outcomes!</w:t>
-      </w:r>
-      <w:r>
-        <w:br/>
-      </w:r>
-      <w:r>
-        <w:rPr>
-          <w:rStyle w:val="CommentTok"/>
-        </w:rPr>
-        <w:t xml:space="preserve"># This gives us a finer grained view of patterns behind the single</w:t>
-      </w:r>
-      <w:r>
-        <w:br/>
-      </w:r>
-      <w:r>
-        <w:rPr>
-          <w:rStyle w:val="CommentTok"/>
-        </w:rPr>
-        <w:t xml:space="preserve"># test statistic (chi^2)</w:t>
-      </w:r>
-    </w:p>
-    <w:bookmarkEnd w:id="20"/>
-    <w:bookmarkStart w:id="21" w:name="question-2"/>
-    <w:p>
-      <w:pPr>
-        <w:pStyle w:val="Heading3"/>
-      </w:pPr>
-      <w:r>
-        <w:t xml:space="preserve">Question 2</w:t>
-      </w:r>
-    </w:p>
-    <w:p>
-      <w:pPr>
-        <w:pStyle w:val="SourceCode"/>
-      </w:pPr>
-      <w:r>
-        <w:rPr>
-          <w:rStyle w:val="DocumentationTok"/>
-        </w:rPr>
-        <w:t xml:space="preserve">## Load the data into R</w:t>
-      </w:r>
-      <w:r>
-        <w:br/>
-      </w:r>
-      <w:r>
-        <w:br/>
-      </w:r>
-      <w:r>
-        <w:rPr>
-          <w:rStyle w:val="NormalTok"/>
-        </w:rPr>
-        <w:t xml:space="preserve">url </w:t>
-      </w:r>
-      <w:r>
-        <w:rPr>
-          <w:rStyle w:val="OtherTok"/>
-        </w:rPr>
-        <w:t xml:space="preserve">&lt;-</w:t>
-      </w:r>
-      <w:r>
-        <w:rPr>
-          <w:rStyle w:val="NormalTok"/>
-        </w:rPr>
-        <w:t xml:space="preserve"> </w:t>
-      </w:r>
-      <w:r>
-        <w:rPr>
-          <w:rStyle w:val="StringTok"/>
-        </w:rPr>
-        <w:t xml:space="preserve">"https://raw.githubusercontent.com/kosukeimai/qss/master/PREDICTION/women.csv"</w:t>
-      </w:r>
-      <w:r>
-        <w:br/>
-      </w:r>
-      <w:r>
-        <w:rPr>
-          <w:rStyle w:val="NormalTok"/>
-        </w:rPr>
-        <w:t xml:space="preserve">df </w:t>
-      </w:r>
-      <w:r>
-        <w:rPr>
-          <w:rStyle w:val="OtherTok"/>
-        </w:rPr>
-        <w:t xml:space="preserve">&lt;-</w:t>
-      </w:r>
-      <w:r>
-        <w:rPr>
-          <w:rStyle w:val="NormalTok"/>
-        </w:rPr>
-        <w:t xml:space="preserve"> </w:t>
-      </w:r>
-      <w:r>
-        <w:rPr>
-          <w:rStyle w:val="FunctionTok"/>
-        </w:rPr>
-        <w:t xml:space="preserve">read.csv</w:t>
-      </w:r>
-      <w:r>
-        <w:rPr>
-          <w:rStyle w:val="NormalTok"/>
-        </w:rPr>
-        <w:t xml:space="preserve">(url, </w:t>
-      </w:r>
-      <w:r>
-        <w:rPr>
-          <w:rStyle w:val="AttributeTok"/>
-        </w:rPr>
-        <w:t xml:space="preserve">header =</w:t>
-      </w:r>
-      <w:r>
-        <w:rPr>
-          <w:rStyle w:val="NormalTok"/>
-        </w:rPr>
-        <w:t xml:space="preserve"> </w:t>
-      </w:r>
-      <w:r>
-        <w:rPr>
-          <w:rStyle w:val="ConstantTok"/>
-        </w:rPr>
-        <w:t xml:space="preserve">TRUE</w:t>
-      </w:r>
-      <w:r>
-        <w:rPr>
-          <w:rStyle w:val="NormalTok"/>
-        </w:rPr>
-        <w:t xml:space="preserve">)</w:t>
-      </w:r>
-      <w:r>
-        <w:br/>
-      </w:r>
-      <w:r>
-        <w:br/>
-      </w:r>
-      <w:r>
-        <w:rPr>
-          <w:rStyle w:val="DocumentationTok"/>
-        </w:rPr>
-        <w:t xml:space="preserve">## SUBTASK 1</w:t>
-      </w:r>
-      <w:r>
-        <w:br/>
-      </w:r>
-      <w:r>
-        <w:br/>
-      </w:r>
-      <w:r>
-        <w:rPr>
-          <w:rStyle w:val="CommentTok"/>
-        </w:rPr>
-        <w:t xml:space="preserve"># H0: There is no difference in the number of new (or repaired) water sources</w:t>
-      </w:r>
-      <w:r>
-        <w:br/>
-      </w:r>
-      <w:r>
-        <w:rPr>
-          <w:rStyle w:val="CommentTok"/>
-        </w:rPr>
-        <w:t xml:space="preserve"># between villages that are lead by men and villages that are lead by women</w:t>
-      </w:r>
-      <w:r>
-        <w:br/>
-      </w:r>
-      <w:r>
-        <w:br/>
-      </w:r>
-      <w:r>
-        <w:rPr>
-          <w:rStyle w:val="CommentTok"/>
-        </w:rPr>
-        <w:t xml:space="preserve"># H1: The number of new (or repaired) water sources in villages that are lead</w:t>
-      </w:r>
-      <w:r>
-        <w:br/>
-      </w:r>
-      <w:r>
-        <w:rPr>
-          <w:rStyle w:val="CommentTok"/>
-        </w:rPr>
-        <w:t xml:space="preserve"># lead by men is higher (or lower!) than in villages that are lead by women</w:t>
-      </w:r>
-      <w:r>
-        <w:br/>
-      </w:r>
-      <w:r>
-        <w:br/>
-      </w:r>
-      <w:r>
-        <w:br/>
-      </w:r>
-      <w:r>
-        <w:rPr>
-          <w:rStyle w:val="DocumentationTok"/>
-        </w:rPr>
-        <w:t xml:space="preserve">## SUBTASK 2</w:t>
-      </w:r>
-      <w:r>
-        <w:br/>
-      </w:r>
-      <w:r>
-        <w:br/>
-      </w:r>
-      <w:r>
-        <w:rPr>
-          <w:rStyle w:val="DocumentationTok"/>
-        </w:rPr>
-        <w:t xml:space="preserve">## lets do the regression, first fit the model.. we take $female not $reserved, </w:t>
-      </w:r>
-      <w:r>
-        <w:br/>
-      </w:r>
-      <w:r>
-        <w:rPr>
-          <w:rStyle w:val="DocumentationTok"/>
-        </w:rPr>
-        <w:t xml:space="preserve">## because we want to know ALL women</w:t>
-      </w:r>
-      <w:r>
-        <w:br/>
-      </w:r>
-      <w:r>
-        <w:rPr>
-          <w:rStyle w:val="NormalTok"/>
-        </w:rPr>
-        <w:t xml:space="preserve">regression </w:t>
-      </w:r>
-      <w:r>
-        <w:rPr>
-          <w:rStyle w:val="OtherTok"/>
-        </w:rPr>
-        <w:t xml:space="preserve">&lt;-</w:t>
-      </w:r>
-      <w:r>
-        <w:rPr>
-          <w:rStyle w:val="NormalTok"/>
-        </w:rPr>
-        <w:t xml:space="preserve"> </w:t>
-      </w:r>
-      <w:r>
-        <w:rPr>
-          <w:rStyle w:val="FunctionTok"/>
-        </w:rPr>
-        <w:t xml:space="preserve">lm</w:t>
-      </w:r>
-      <w:r>
-        <w:rPr>
-          <w:rStyle w:val="NormalTok"/>
-        </w:rPr>
-        <w:t xml:space="preserve">(water </w:t>
-      </w:r>
-      <w:r>
-        <w:rPr>
-          <w:rStyle w:val="SpecialCharTok"/>
-        </w:rPr>
-        <w:t xml:space="preserve">~</w:t>
-      </w:r>
-      <w:r>
-        <w:rPr>
-          <w:rStyle w:val="NormalTok"/>
-        </w:rPr>
-        <w:t xml:space="preserve"> female, </w:t>
-      </w:r>
-      <w:r>
-        <w:rPr>
-          <w:rStyle w:val="AttributeTok"/>
-        </w:rPr>
-        <w:t xml:space="preserve">data =</w:t>
-      </w:r>
-      <w:r>
-        <w:rPr>
-          <w:rStyle w:val="NormalTok"/>
-        </w:rPr>
-        <w:t xml:space="preserve"> df)</w:t>
-      </w:r>
-      <w:r>
-        <w:br/>
-      </w:r>
-      <w:r>
-        <w:br/>
-      </w:r>
-      <w:r>
-        <w:br/>
-      </w:r>
-      <w:r>
-        <w:rPr>
-          <w:rStyle w:val="DocumentationTok"/>
-        </w:rPr>
-        <w:t xml:space="preserve">## SUBTASK 3 </w:t>
-      </w:r>
-      <w:r>
-        <w:br/>
-      </w:r>
-      <w:r>
-        <w:rPr>
-          <w:rStyle w:val="CommentTok"/>
-        </w:rPr>
-        <w:t xml:space="preserve"># lets see it</w:t>
-      </w:r>
-      <w:r>
-        <w:br/>
-      </w:r>
-      <w:r>
-        <w:rPr>
-          <w:rStyle w:val="FunctionTok"/>
-        </w:rPr>
-        <w:t xml:space="preserve">summary</w:t>
-      </w:r>
-      <w:r>
-        <w:rPr>
-          <w:rStyle w:val="NormalTok"/>
-        </w:rPr>
-        <w:t xml:space="preserve">(regression)</w:t>
-      </w:r>
-    </w:p>
-    <w:p>
-      <w:pPr>
-        <w:pStyle w:val="SourceCode"/>
-      </w:pPr>
-      <w:r>
-        <w:rPr>
-          <w:rStyle w:val="VerbatimChar"/>
-        </w:rPr>
-        <w:t xml:space="preserve">## </w:t>
-      </w:r>
-      <w:r>
-        <w:br/>
-      </w:r>
-      <w:r>
-        <w:rPr>
-          <w:rStyle w:val="VerbatimChar"/>
-        </w:rPr>
-        <w:t xml:space="preserve">## Call:</w:t>
-      </w:r>
-      <w:r>
-        <w:br/>
-      </w:r>
-      <w:r>
-        <w:rPr>
-          <w:rStyle w:val="VerbatimChar"/>
-        </w:rPr>
-        <w:t xml:space="preserve">## lm(formula = water ~ female, data = df)</w:t>
-      </w:r>
-      <w:r>
-        <w:br/>
-      </w:r>
-      <w:r>
-        <w:rPr>
-          <w:rStyle w:val="VerbatimChar"/>
-        </w:rPr>
-        <w:t xml:space="preserve">## </w:t>
-      </w:r>
-      <w:r>
-        <w:br/>
-      </w:r>
-      <w:r>
-        <w:rPr>
-          <w:rStyle w:val="VerbatimChar"/>
-        </w:rPr>
-        <w:t xml:space="preserve">## Residuals:</w:t>
-      </w:r>
-      <w:r>
-        <w:br/>
-      </w:r>
-      <w:r>
-        <w:rPr>
-          <w:rStyle w:val="VerbatimChar"/>
-        </w:rPr>
-        <w:t xml:space="preserve">##    Min     1Q Median     3Q    Max </w:t>
-      </w:r>
-      <w:r>
-        <w:br/>
-      </w:r>
-      <w:r>
-        <w:rPr>
-          <w:rStyle w:val="VerbatimChar"/>
-        </w:rPr>
-        <w:t xml:space="preserve">## -22.68 -14.78  -7.81   2.29 317.32 </w:t>
-      </w:r>
-      <w:r>
-        <w:br/>
-      </w:r>
-      <w:r>
-        <w:rPr>
-          <w:rStyle w:val="VerbatimChar"/>
-        </w:rPr>
-        <w:t xml:space="preserve">## </w:t>
-      </w:r>
-      <w:r>
-        <w:br/>
-      </w:r>
-      <w:r>
-        <w:rPr>
-          <w:rStyle w:val="VerbatimChar"/>
-        </w:rPr>
-        <w:t xml:space="preserve">## Coefficients:</w:t>
-      </w:r>
-      <w:r>
-        <w:br/>
-      </w:r>
-      <w:r>
-        <w:rPr>
-          <w:rStyle w:val="VerbatimChar"/>
-        </w:rPr>
-        <w:t xml:space="preserve">##             Estimate Std. Error t value Pr(&gt;|t|)    </w:t>
-      </w:r>
-      <w:r>
-        <w:br/>
-      </w:r>
-      <w:r>
-        <w:rPr>
-          <w:rStyle w:val="VerbatimChar"/>
-        </w:rPr>
-        <w:t xml:space="preserve">## (Intercept)   14.813      2.382   6.220 1.56e-09 ***</w:t>
-      </w:r>
-      <w:r>
-        <w:br/>
-      </w:r>
-      <w:r>
-        <w:rPr>
-          <w:rStyle w:val="VerbatimChar"/>
-        </w:rPr>
-        <w:t xml:space="preserve">## female         7.864      3.838   2.049   0.0413 *  </w:t>
-      </w:r>
-      <w:r>
-        <w:br/>
-      </w:r>
-      <w:r>
-        <w:rPr>
-          <w:rStyle w:val="VerbatimChar"/>
-        </w:rPr>
-        <w:t xml:space="preserve">## ---</w:t>
-      </w:r>
-      <w:r>
-        <w:br/>
-      </w:r>
-      <w:r>
-        <w:rPr>
-          <w:rStyle w:val="VerbatimChar"/>
-        </w:rPr>
-        <w:t xml:space="preserve">## Signif. codes:  0 '***' 0.001 '**' 0.01 '*' 0.05 '.' 0.1 ' ' 1</w:t>
-      </w:r>
-      <w:r>
-        <w:br/>
-      </w:r>
-      <w:r>
-        <w:rPr>
-          <w:rStyle w:val="VerbatimChar"/>
-        </w:rPr>
-        <w:t xml:space="preserve">## </w:t>
-      </w:r>
-      <w:r>
-        <w:br/>
-      </w:r>
-      <w:r>
-        <w:rPr>
-          <w:rStyle w:val="VerbatimChar"/>
-        </w:rPr>
-        <w:t xml:space="preserve">## Residual standard error: 33.51 on 320 degrees of freedom</w:t>
-      </w:r>
-      <w:r>
-        <w:br/>
-      </w:r>
-      <w:r>
-        <w:rPr>
-          <w:rStyle w:val="VerbatimChar"/>
-        </w:rPr>
-        <w:t xml:space="preserve">## Multiple R-squared:  0.01295,    Adjusted R-squared:  0.009867 </w:t>
-      </w:r>
-      <w:r>
-        <w:br/>
-      </w:r>
-      <w:r>
-        <w:rPr>
-          <w:rStyle w:val="VerbatimChar"/>
-        </w:rPr>
-        <w:t xml:space="preserve">## F-statistic: 4.199 on 1 and 320 DF,  p-value: 0.04126</w:t>
-      </w:r>
-    </w:p>
-    <w:p>
-      <w:pPr>
-        <w:pStyle w:val="SourceCode"/>
-      </w:pPr>
-      <w:r>
-        <w:rPr>
-          <w:rStyle w:val="DocumentationTok"/>
-        </w:rPr>
-        <w:t xml:space="preserve">## what can we say? </w:t>
-      </w:r>
-      <w:r>
-        <w:br/>
-      </w:r>
-      <w:r>
-        <w:rPr>
-          <w:rStyle w:val="DocumentationTok"/>
-        </w:rPr>
-        <w:t xml:space="preserve">## we reject H0 ("female leadership has no effect”) is rejected at the 5% level</w:t>
-      </w:r>
-      <w:r>
-        <w:br/>
-      </w:r>
-      <w:r>
-        <w:rPr>
-          <w:rStyle w:val="DocumentationTok"/>
-        </w:rPr>
-        <w:t xml:space="preserve">## Also: Villages governed by female council heads have, on average, about 7.86 more </w:t>
-      </w:r>
-      <w:r>
-        <w:br/>
-      </w:r>
-      <w:r>
-        <w:rPr>
-          <w:rStyle w:val="DocumentationTok"/>
-        </w:rPr>
-        <w:t xml:space="preserve">## new or repaired drinking water facilities than those governed by men</w:t>
-      </w:r>
-      <w:r>
-        <w:br/>
-      </w:r>
-      <w:r>
-        <w:br/>
-      </w:r>
-      <w:r>
-        <w:br/>
-      </w:r>
-      <w:r>
-        <w:rPr>
-          <w:rStyle w:val="DocumentationTok"/>
-        </w:rPr>
-        <w:t xml:space="preserve">## However, I am confused about the phrasing "reservation policy" - so let's check the </w:t>
-      </w:r>
-      <w:r>
-        <w:br/>
-      </w:r>
-      <w:r>
-        <w:rPr>
-          <w:rStyle w:val="DocumentationTok"/>
-        </w:rPr>
-        <w:t xml:space="preserve">## effect of $reserved</w:t>
-      </w:r>
-      <w:r>
-        <w:br/>
-      </w:r>
-      <w:r>
-        <w:br/>
-      </w:r>
-      <w:r>
-        <w:rPr>
-          <w:rStyle w:val="NormalTok"/>
-        </w:rPr>
-        <w:t xml:space="preserve">regression2 </w:t>
-      </w:r>
-      <w:r>
-        <w:rPr>
-          <w:rStyle w:val="OtherTok"/>
-        </w:rPr>
-        <w:t xml:space="preserve">&lt;-</w:t>
-      </w:r>
-      <w:r>
-        <w:rPr>
-          <w:rStyle w:val="NormalTok"/>
-        </w:rPr>
-        <w:t xml:space="preserve"> </w:t>
-      </w:r>
-      <w:r>
-        <w:rPr>
-          <w:rStyle w:val="FunctionTok"/>
-        </w:rPr>
-        <w:t xml:space="preserve">lm</w:t>
-      </w:r>
-      <w:r>
-        <w:rPr>
-          <w:rStyle w:val="NormalTok"/>
-        </w:rPr>
-        <w:t xml:space="preserve">(water </w:t>
-      </w:r>
-      <w:r>
-        <w:rPr>
-          <w:rStyle w:val="SpecialCharTok"/>
-        </w:rPr>
-        <w:t xml:space="preserve">~</w:t>
-      </w:r>
-      <w:r>
-        <w:rPr>
-          <w:rStyle w:val="NormalTok"/>
-        </w:rPr>
-        <w:t xml:space="preserve"> reserved, </w:t>
-      </w:r>
-      <w:r>
-        <w:rPr>
-          <w:rStyle w:val="AttributeTok"/>
-        </w:rPr>
-        <w:t xml:space="preserve">data =</w:t>
-      </w:r>
-      <w:r>
-        <w:rPr>
-          <w:rStyle w:val="NormalTok"/>
-        </w:rPr>
-        <w:t xml:space="preserve"> df)</w:t>
-      </w:r>
-      <w:r>
-        <w:br/>
-      </w:r>
-      <w:r>
-        <w:rPr>
-          <w:rStyle w:val="FunctionTok"/>
-        </w:rPr>
-        <w:t xml:space="preserve">summary</w:t>
-      </w:r>
-      <w:r>
-        <w:rPr>
-          <w:rStyle w:val="NormalTok"/>
-        </w:rPr>
-        <w:t xml:space="preserve">(regression2)</w:t>
-      </w:r>
-    </w:p>
-    <w:p>
-      <w:pPr>
-        <w:pStyle w:val="SourceCode"/>
-      </w:pPr>
-      <w:r>
-        <w:rPr>
-          <w:rStyle w:val="VerbatimChar"/>
-        </w:rPr>
-        <w:t xml:space="preserve">## </w:t>
-      </w:r>
-      <w:r>
-        <w:br/>
-      </w:r>
-      <w:r>
-        <w:rPr>
-          <w:rStyle w:val="VerbatimChar"/>
-        </w:rPr>
-        <w:t xml:space="preserve">## Call:</w:t>
-      </w:r>
-      <w:r>
-        <w:br/>
-      </w:r>
-      <w:r>
-        <w:rPr>
-          <w:rStyle w:val="VerbatimChar"/>
-        </w:rPr>
-        <w:t xml:space="preserve">## lm(formula = water ~ reserved, data = df)</w:t>
-      </w:r>
-      <w:r>
-        <w:br/>
-      </w:r>
-      <w:r>
-        <w:rPr>
-          <w:rStyle w:val="VerbatimChar"/>
-        </w:rPr>
-        <w:t xml:space="preserve">## </w:t>
-      </w:r>
-      <w:r>
-        <w:br/>
-      </w:r>
-      <w:r>
-        <w:rPr>
-          <w:rStyle w:val="VerbatimChar"/>
-        </w:rPr>
-        <w:t xml:space="preserve">## Residuals:</w:t>
-      </w:r>
-      <w:r>
-        <w:br/>
-      </w:r>
-      <w:r>
-        <w:rPr>
-          <w:rStyle w:val="VerbatimChar"/>
-        </w:rPr>
-        <w:t xml:space="preserve">##     Min      1Q  Median      3Q     Max </w:t>
-      </w:r>
-      <w:r>
-        <w:br/>
-      </w:r>
-      <w:r>
-        <w:rPr>
-          <w:rStyle w:val="VerbatimChar"/>
-        </w:rPr>
-        <w:t xml:space="preserve">## -23.991 -14.738  -7.865   2.262 316.009 </w:t>
-      </w:r>
-      <w:r>
-        <w:br/>
-      </w:r>
-      <w:r>
-        <w:rPr>
-          <w:rStyle w:val="VerbatimChar"/>
-        </w:rPr>
-        <w:t xml:space="preserve">## </w:t>
-      </w:r>
-      <w:r>
-        <w:br/>
-      </w:r>
-      <w:r>
-        <w:rPr>
-          <w:rStyle w:val="VerbatimChar"/>
-        </w:rPr>
-        <w:t xml:space="preserve">## Coefficients:</w:t>
-      </w:r>
-      <w:r>
-        <w:br/>
-      </w:r>
-      <w:r>
-        <w:rPr>
-          <w:rStyle w:val="VerbatimChar"/>
-        </w:rPr>
-        <w:t xml:space="preserve">##             Estimate Std. Error t value Pr(&gt;|t|)    </w:t>
-      </w:r>
-      <w:r>
-        <w:br/>
-      </w:r>
-      <w:r>
-        <w:rPr>
-          <w:rStyle w:val="VerbatimChar"/>
-        </w:rPr>
-        <w:t xml:space="preserve">## (Intercept)   14.738      2.286   6.446 4.22e-10 ***</w:t>
-      </w:r>
-      <w:r>
-        <w:br/>
-      </w:r>
-      <w:r>
-        <w:rPr>
-          <w:rStyle w:val="VerbatimChar"/>
-        </w:rPr>
-        <w:t xml:space="preserve">## reserved       9.252      3.948   2.344   0.0197 *  </w:t>
-      </w:r>
-      <w:r>
-        <w:br/>
-      </w:r>
-      <w:r>
-        <w:rPr>
-          <w:rStyle w:val="VerbatimChar"/>
-        </w:rPr>
-        <w:t xml:space="preserve">## ---</w:t>
-      </w:r>
-      <w:r>
-        <w:br/>
-      </w:r>
-      <w:r>
-        <w:rPr>
-          <w:rStyle w:val="VerbatimChar"/>
-        </w:rPr>
-        <w:t xml:space="preserve">## Signif. codes:  0 '***' 0.001 '**' 0.01 '*' 0.05 '.' 0.1 ' ' 1</w:t>
-      </w:r>
-      <w:r>
-        <w:br/>
-      </w:r>
-      <w:r>
-        <w:rPr>
-          <w:rStyle w:val="VerbatimChar"/>
-        </w:rPr>
-        <w:t xml:space="preserve">## </w:t>
-      </w:r>
-      <w:r>
-        <w:br/>
-      </w:r>
-      <w:r>
-        <w:rPr>
-          <w:rStyle w:val="VerbatimChar"/>
-        </w:rPr>
-        <w:t xml:space="preserve">## Residual standard error: 33.45 on 320 degrees of freedom</w:t>
-      </w:r>
-      <w:r>
-        <w:br/>
-      </w:r>
-      <w:r>
-        <w:rPr>
-          <w:rStyle w:val="VerbatimChar"/>
-        </w:rPr>
-        <w:t xml:space="preserve">## Multiple R-squared:  0.01688,    Adjusted R-squared:  0.0138 </w:t>
-      </w:r>
-      <w:r>
-        <w:br/>
-      </w:r>
-      <w:r>
-        <w:rPr>
-          <w:rStyle w:val="VerbatimChar"/>
-        </w:rPr>
-        <w:t xml:space="preserve">## F-statistic: 5.493 on 1 and 320 DF,  p-value: 0.0197</w:t>
-      </w:r>
-    </w:p>
-    <w:p>
-      <w:pPr>
-        <w:pStyle w:val="SourceCode"/>
-      </w:pPr>
-      <w:r>
-        <w:rPr>
-          <w:rStyle w:val="DocumentationTok"/>
-        </w:rPr>
-        <w:t xml:space="preserve">## we also reject H0 at 5% level</w:t>
-      </w:r>
-      <w:r>
-        <w:br/>
-      </w:r>
-      <w:r>
-        <w:rPr>
-          <w:rStyle w:val="DocumentationTok"/>
-        </w:rPr>
-        <w:t xml:space="preserve">## effect here is even bigger: villages that were reserved for female council heads</w:t>
-      </w:r>
-      <w:r>
-        <w:br/>
-      </w:r>
-      <w:r>
-        <w:rPr>
-          <w:rStyle w:val="DocumentationTok"/>
-        </w:rPr>
         <w:t xml:space="preserve">## have on average 9.25 more new or repaired water facilities</w:t>
       </w:r>
     </w:p>
-    <w:bookmarkEnd w:id="21"/>
+    <w:bookmarkEnd w:id="30"/>
+    <w:bookmarkEnd w:id="31"/>
     <w:sectPr>
       <w:footnotePr>
         <w:numRestart w:val="eachSect"/>
